--- a/templates_docx/padmasai_borrower_notice.docx
+++ b/templates_docx/padmasai_borrower_notice.docx
@@ -8,21 +8,19 @@
         <w:rPr>
           <w:rFonts w:ascii="Verdana" w:eastAsia="Arial" w:hAnsi="Verdana" w:cs="Arial"/>
           <w:b/>
-          <w:sz w:val="24"/>
-          <w:szCs w:val="24"/>
-        </w:rPr>
-      </w:pPr>
-    </w:p>
-    <w:p>
-      <w:pPr>
-        <w:spacing w:line="240" w:lineRule="auto"/>
-        <w:rPr>
-          <w:rFonts w:ascii="Verdana" w:eastAsia="Arial" w:hAnsi="Verdana" w:cs="Arial"/>
-          <w:b/>
-          <w:sz w:val="20"/>
-          <w:szCs w:val="20"/>
-        </w:rPr>
-      </w:pPr>
+          <w:sz w:val="20"/>
+          <w:szCs w:val="20"/>
+        </w:rPr>
+      </w:pPr>
+      <w:r>
+        <w:rPr>
+          <w:rFonts w:ascii="Verdana" w:eastAsia="Arial" w:hAnsi="Verdana" w:cs="Arial"/>
+          <w:b/>
+          <w:sz w:val="24"/>
+          <w:szCs w:val="24"/>
+        </w:rPr>
+        <w:t xml:space="preserve"> </w:t>
+      </w:r>
       <w:r>
         <w:rPr>
           <w:rFonts w:ascii="Verdana" w:eastAsia="Arial" w:hAnsi="Verdana" w:cs="Arial"/>
@@ -107,7 +105,7 @@
           <w:szCs w:val="20"/>
         </w:rPr>
         <w:tab/>
-        <w:t xml:space="preserve">      Office at: </w:t>
+        <w:t xml:space="preserve"> Office at: </w:t>
       </w:r>
     </w:p>
     <w:p>
@@ -367,7 +365,16 @@
           <w:sz w:val="20"/>
           <w:szCs w:val="20"/>
         </w:rPr>
-        <w:t xml:space="preserve">       ______________________________________________________</w:t>
+        <w:t>__________________________________________________________________</w:t>
+      </w:r>
+      <w:r>
+        <w:rPr>
+          <w:rFonts w:ascii="Verdana" w:eastAsia="Arial" w:hAnsi="Verdana" w:cs="Arial"/>
+          <w:b/>
+          <w:sz w:val="20"/>
+          <w:szCs w:val="20"/>
+        </w:rPr>
+        <w:t xml:space="preserve">       </w:t>
       </w:r>
     </w:p>
     <w:p>
@@ -405,669 +412,798 @@
         <w:t>By REGD. POST WITH ACK DUE</w:t>
       </w:r>
     </w:p>
+    <w:p>
+      <w:pPr>
+        <w:spacing w:line="240" w:lineRule="auto"/>
+      </w:pPr>
+    </w:p>
+    <w:p>
+      <w:pPr>
+        <w:spacing w:line="240" w:lineRule="auto"/>
+        <w:jc w:val="center"/>
+        <w:rPr>
+          <w:b/>
+          <w:bCs/>
+        </w:rPr>
+      </w:pPr>
+      <w:r>
+        <w:rPr>
+          <w:b/>
+          <w:bCs/>
+        </w:rPr>
+        <w:t xml:space="preserve">                                                                                                                        </w:t>
+      </w:r>
+      <w:r>
+        <w:rPr>
+          <w:b/>
+          <w:bCs/>
+        </w:rPr>
+        <w:t xml:space="preserve">Date: </w:t>
+      </w:r>
+      <w:r>
+        <w:rPr>
+          <w:b/>
+          <w:bCs/>
+        </w:rPr>
+        <w:t>{</w:t>
+      </w:r>
+      <w:r>
+        <w:rPr>
+          <w:b/>
+          <w:bCs/>
+        </w:rPr>
+        <w:t>{notice_date}</w:t>
+      </w:r>
+      <w:r>
+        <w:rPr>
+          <w:b/>
+          <w:bCs/>
+        </w:rPr>
+        <w:t>}</w:t>
+      </w:r>
+    </w:p>
+    <w:p>
+      <w:pPr>
+        <w:spacing w:line="240" w:lineRule="auto"/>
+        <w:rPr>
+          <w:b/>
+          <w:bCs/>
+          <w:sz w:val="24"/>
+          <w:szCs w:val="24"/>
+        </w:rPr>
+      </w:pPr>
+      <w:r>
+        <w:rPr>
+          <w:b/>
+          <w:bCs/>
+          <w:sz w:val="24"/>
+          <w:szCs w:val="24"/>
+        </w:rPr>
+        <w:t xml:space="preserve">To,  </w:t>
+      </w:r>
+    </w:p>
+    <w:p>
+      <w:pPr>
+        <w:spacing w:line="240" w:lineRule="auto"/>
+      </w:pPr>
+      <w:r>
+        <w:rPr>
+          <w:b/>
+          <w:bCs/>
+        </w:rPr>
+        <w:t xml:space="preserve"> </w:t>
+      </w:r>
+      <w:r>
+        <w:rPr>
+          <w:b/>
+          <w:bCs/>
+        </w:rPr>
+        <w:t>{{borrower_name}}</w:t>
+      </w:r>
+      <w:r>
+        <w:rPr>
+          <w:b/>
+          <w:bCs/>
+        </w:rPr>
+        <w:t xml:space="preserve"> S</w:t>
+      </w:r>
+      <w:r>
+        <w:rPr>
+          <w:b/>
+          <w:bCs/>
+        </w:rPr>
+        <w:t>,</w:t>
+      </w:r>
+      <w:r>
+        <w:rPr>
+          <w:b/>
+          <w:bCs/>
+        </w:rPr>
+        <w:t xml:space="preserve"> C/O </w:t>
+      </w:r>
+      <w:r>
+        <w:rPr>
+          <w:b/>
+          <w:bCs/>
+        </w:rPr>
+        <w:t>{{borrower_father}}</w:t>
+      </w:r>
+    </w:p>
+    <w:p>
+      <w:pPr>
+        <w:spacing w:line="240" w:lineRule="auto"/>
+        <w:rPr>
+          <w:b/>
+          <w:bCs/>
+        </w:rPr>
+      </w:pPr>
+      <w:r>
+        <w:rPr>
+          <w:b/>
+          <w:bCs/>
+        </w:rPr>
+        <w:t>{{borrower_address}}</w:t>
+      </w:r>
+      <w:r>
+        <w:rPr>
+          <w:b/>
+          <w:bCs/>
+        </w:rPr>
+        <w:t>, pincode</w:t>
+      </w:r>
+      <w:r>
+        <w:rPr>
+          <w:b/>
+          <w:bCs/>
+        </w:rPr>
+        <w:t>-{{pincode}}</w:t>
+      </w:r>
+    </w:p>
+    <w:p>
+      <w:pPr>
+        <w:spacing w:line="240" w:lineRule="auto"/>
+        <w:rPr>
+          <w:b/>
+          <w:bCs/>
+        </w:rPr>
+      </w:pPr>
+      <w:r>
+        <w:rPr>
+          <w:b/>
+          <w:bCs/>
+        </w:rPr>
+        <w:t>Mobile</w:t>
+      </w:r>
+      <w:r>
+        <w:rPr>
+          <w:b/>
+          <w:bCs/>
+        </w:rPr>
+        <w:t>:-</w:t>
+      </w:r>
+      <w:r>
+        <w:rPr>
+          <w:b/>
+          <w:bCs/>
+        </w:rPr>
+        <w:t>{{</w:t>
+      </w:r>
+      <w:r>
+        <w:rPr>
+          <w:b/>
+          <w:bCs/>
+        </w:rPr>
+        <w:t>borrower_mobile</w:t>
+      </w:r>
+      <w:r>
+        <w:rPr>
+          <w:b/>
+          <w:bCs/>
+        </w:rPr>
+        <w:t>}}</w:t>
+      </w:r>
+    </w:p>
+    <w:p>
+      <w:pPr>
+        <w:spacing w:line="240" w:lineRule="auto"/>
+        <w:jc w:val="center"/>
+        <w:rPr>
+          <w:sz w:val="24"/>
+          <w:szCs w:val="24"/>
+        </w:rPr>
+      </w:pPr>
+      <w:r>
+        <w:rPr>
+          <w:sz w:val="24"/>
+          <w:szCs w:val="24"/>
+        </w:rPr>
+        <w:t xml:space="preserve">Subject: </w:t>
+      </w:r>
+      <w:r>
+        <w:rPr>
+          <w:b/>
+          <w:bCs/>
+          <w:sz w:val="24"/>
+          <w:szCs w:val="24"/>
+        </w:rPr>
+        <w:t>Loan Recall Notice</w:t>
+      </w:r>
+    </w:p>
+    <w:p>
+      <w:pPr>
+        <w:spacing w:line="240" w:lineRule="auto"/>
+      </w:pPr>
+      <w:r>
+        <w:t xml:space="preserve">Dear </w:t>
+      </w:r>
+      <w:r>
+        <w:rPr>
+          <w:b/>
+          <w:bCs/>
+        </w:rPr>
+        <w:t>{{borrower_name}}</w:t>
+      </w:r>
+      <w:r>
+        <w:rPr>
+          <w:b/>
+          <w:bCs/>
+        </w:rPr>
+        <w:t xml:space="preserve"> </w:t>
+      </w:r>
+      <w:r>
+        <w:rPr>
+          <w:b/>
+          <w:bCs/>
+        </w:rPr>
+        <w:t>,</w:t>
+      </w:r>
+    </w:p>
+    <w:p>
+      <w:pPr>
+        <w:spacing w:line="240" w:lineRule="auto"/>
+        <w:rPr>
+          <w:sz w:val="24"/>
+          <w:szCs w:val="24"/>
+        </w:rPr>
+      </w:pPr>
+      <w:r>
+        <w:rPr>
+          <w:sz w:val="24"/>
+          <w:szCs w:val="24"/>
+        </w:rPr>
+        <w:t xml:space="preserve">Under </w:t>
+      </w:r>
+      <w:r>
+        <w:rPr>
+          <w:sz w:val="24"/>
+          <w:szCs w:val="24"/>
+        </w:rPr>
+        <w:t xml:space="preserve">the </w:t>
+      </w:r>
+      <w:r>
+        <w:rPr>
+          <w:sz w:val="24"/>
+          <w:szCs w:val="24"/>
+        </w:rPr>
+        <w:t xml:space="preserve">instructions from </w:t>
+      </w:r>
+      <w:r>
+        <w:rPr>
+          <w:sz w:val="24"/>
+          <w:szCs w:val="24"/>
+        </w:rPr>
+        <w:t>m</w:t>
+      </w:r>
+      <w:r>
+        <w:rPr>
+          <w:sz w:val="24"/>
+          <w:szCs w:val="24"/>
+        </w:rPr>
+        <w:t>y client</w:t>
+      </w:r>
+      <w:r>
+        <w:rPr>
+          <w:sz w:val="24"/>
+          <w:szCs w:val="24"/>
+        </w:rPr>
+        <w:t xml:space="preserve"> </w:t>
+      </w:r>
+      <w:r>
+        <w:rPr>
+          <w:sz w:val="24"/>
+          <w:szCs w:val="24"/>
+        </w:rPr>
+        <w:t xml:space="preserve">M/s </w:t>
+      </w:r>
+      <w:r>
+        <w:rPr>
+          <w:sz w:val="24"/>
+          <w:szCs w:val="24"/>
+        </w:rPr>
+        <w:t>Padma Sai</w:t>
+      </w:r>
+      <w:r>
+        <w:rPr>
+          <w:sz w:val="24"/>
+          <w:szCs w:val="24"/>
+        </w:rPr>
+        <w:t xml:space="preserve"> </w:t>
+      </w:r>
+      <w:r>
+        <w:rPr>
+          <w:sz w:val="24"/>
+          <w:szCs w:val="24"/>
+        </w:rPr>
+        <w:t xml:space="preserve">Holdings </w:t>
+      </w:r>
+      <w:r>
+        <w:rPr>
+          <w:sz w:val="24"/>
+          <w:szCs w:val="24"/>
+        </w:rPr>
+        <w:t>Private Limited</w:t>
+      </w:r>
+      <w:r>
+        <w:rPr>
+          <w:sz w:val="24"/>
+          <w:szCs w:val="24"/>
+        </w:rPr>
+        <w:t xml:space="preserve"> (</w:t>
+      </w:r>
+      <w:r>
+        <w:rPr>
+          <w:sz w:val="24"/>
+          <w:szCs w:val="24"/>
+        </w:rPr>
+        <w:t>{{code}}</w:t>
+      </w:r>
+      <w:r>
+        <w:rPr>
+          <w:sz w:val="24"/>
+          <w:szCs w:val="24"/>
+        </w:rPr>
+        <w:t xml:space="preserve"> Of {{company_name}}</w:t>
+      </w:r>
+      <w:r>
+        <w:rPr>
+          <w:sz w:val="24"/>
+          <w:szCs w:val="24"/>
+        </w:rPr>
+        <w:t>)</w:t>
+      </w:r>
+      <w:r>
+        <w:rPr>
+          <w:sz w:val="24"/>
+          <w:szCs w:val="24"/>
+        </w:rPr>
+        <w:t xml:space="preserve"> this notice is being issued as under– </w:t>
+      </w:r>
+    </w:p>
+    <w:p>
+      <w:pPr>
+        <w:spacing w:line="240" w:lineRule="auto"/>
+      </w:pPr>
+      <w:r>
+        <w:t xml:space="preserve">This is to inform you that you have availed  loan from </w:t>
+      </w:r>
+      <w:r>
+        <w:t xml:space="preserve">my client </w:t>
+      </w:r>
+      <w:r>
+        <w:t xml:space="preserve">M/s </w:t>
+      </w:r>
+      <w:r>
+        <w:rPr>
+          <w:sz w:val="24"/>
+          <w:szCs w:val="24"/>
+        </w:rPr>
+        <w:t>Padma Sai Holding</w:t>
+      </w:r>
+      <w:r>
+        <w:rPr>
+          <w:sz w:val="24"/>
+          <w:szCs w:val="24"/>
+        </w:rPr>
+        <w:t xml:space="preserve"> Private Limited</w:t>
+      </w:r>
+      <w:r>
+        <w:rPr>
+          <w:sz w:val="24"/>
+          <w:szCs w:val="24"/>
+        </w:rPr>
+        <w:t xml:space="preserve"> vide</w:t>
+      </w:r>
+      <w:r>
+        <w:t xml:space="preserve"> </w:t>
+      </w:r>
+      <w:r>
+        <w:rPr>
+          <w:b/>
+          <w:bCs/>
+        </w:rPr>
+        <w:t>Loan Account No</w:t>
+      </w:r>
+      <w:r>
+        <w:rPr>
+          <w:b/>
+          <w:bCs/>
+        </w:rPr>
+        <w:t xml:space="preserve"> </w:t>
+      </w:r>
+      <w:r>
+        <w:rPr>
+          <w:b/>
+          <w:bCs/>
+        </w:rPr>
+        <w:t>{{loan_account}}</w:t>
+      </w:r>
+      <w:r>
+        <w:rPr>
+          <w:b/>
+          <w:bCs/>
+        </w:rPr>
+        <w:t xml:space="preserve"> </w:t>
+      </w:r>
+      <w:r>
+        <w:t xml:space="preserve">&amp; </w:t>
+      </w:r>
+      <w:r>
+        <w:rPr>
+          <w:b/>
+          <w:bCs/>
+        </w:rPr>
+        <w:t xml:space="preserve">Vehicle No </w:t>
+      </w:r>
+      <w:r>
+        <w:rPr>
+          <w:b/>
+          <w:bCs/>
+        </w:rPr>
+        <w:t>{{vehicle_no}}</w:t>
+      </w:r>
+      <w:r>
+        <w:rPr>
+          <w:b/>
+          <w:bCs/>
+        </w:rPr>
+        <w:t xml:space="preserve"> </w:t>
+      </w:r>
+      <w:r>
+        <w:t>under</w:t>
+      </w:r>
+      <w:r>
+        <w:t xml:space="preserve"> the terms and conditions of the Loan Agreement executed between </w:t>
+      </w:r>
+      <w:r>
+        <w:t>my</w:t>
+      </w:r>
+      <w:r>
+        <w:t xml:space="preserve"> client and you.</w:t>
+      </w:r>
+    </w:p>
+    <w:p>
+      <w:pPr>
+        <w:spacing w:line="240" w:lineRule="auto"/>
+      </w:pPr>
+      <w:r>
+        <w:t>My</w:t>
+      </w:r>
+      <w:r>
+        <w:t xml:space="preserve"> client stated that</w:t>
+      </w:r>
+      <w:r>
+        <w:t>,</w:t>
+      </w:r>
+      <w:r>
+        <w:t xml:space="preserve"> </w:t>
+      </w:r>
+      <w:r>
+        <w:t>the said loan account has become irregular due to your failure to pay the outstanding dues/instalments despite previous reminders and demands</w:t>
+      </w:r>
+      <w:r>
+        <w:t xml:space="preserve"> by my client.</w:t>
+      </w:r>
+      <w:r>
+        <w:t xml:space="preserve"> As of date, the total outstanding amount in your loan account is </w:t>
+      </w:r>
+      <w:r>
+        <w:rPr>
+          <w:b/>
+          <w:bCs/>
+        </w:rPr>
+        <w:t xml:space="preserve">Rs. </w:t>
+      </w:r>
+      <w:r>
+        <w:rPr>
+          <w:b/>
+          <w:bCs/>
+        </w:rPr>
+        <w:t>{{dues}}</w:t>
+      </w:r>
+      <w:r>
+        <w:rPr>
+          <w:b/>
+          <w:bCs/>
+        </w:rPr>
+        <w:t>/-</w:t>
+      </w:r>
+      <w:r>
+        <w:rPr>
+          <w:b/>
+          <w:bCs/>
+        </w:rPr>
+        <w:t xml:space="preserve"> </w:t>
+      </w:r>
+      <w:r>
+        <w:rPr>
+          <w:b/>
+          <w:bCs/>
+        </w:rPr>
+        <w:t>(</w:t>
+      </w:r>
+      <w:r>
+        <w:rPr>
+          <w:b/>
+          <w:bCs/>
+        </w:rPr>
+        <w:t>{</w:t>
+      </w:r>
+      <w:r>
+        <w:rPr>
+          <w:b/>
+          <w:bCs/>
+        </w:rPr>
+        <w:t>{dues_2}</w:t>
+      </w:r>
+      <w:r>
+        <w:rPr>
+          <w:b/>
+          <w:bCs/>
+        </w:rPr>
+        <w:t>}</w:t>
+      </w:r>
+      <w:r>
+        <w:rPr>
+          <w:b/>
+          <w:bCs/>
+        </w:rPr>
+        <w:t xml:space="preserve">) </w:t>
+      </w:r>
+      <w:r>
+        <w:t xml:space="preserve">inclusive of principal, interest, and other charges up to </w:t>
+      </w:r>
+      <w:r>
+        <w:rPr>
+          <w:b/>
+          <w:bCs/>
+        </w:rPr>
+        <w:t>{{notice_date}}</w:t>
+      </w:r>
+      <w:r>
+        <w:rPr>
+          <w:b/>
+          <w:bCs/>
+        </w:rPr>
+        <w:t>, (Please note that amount given is only valid till the date mentioned)</w:t>
+      </w:r>
+    </w:p>
+    <w:p>
+      <w:pPr>
+        <w:spacing w:line="240" w:lineRule="auto"/>
+      </w:pPr>
+      <w:r>
+        <w:t xml:space="preserve">In view of the continuing default and violation of the terms of the loan agreement, </w:t>
+      </w:r>
+      <w:r>
+        <w:t>our client</w:t>
+      </w:r>
+      <w:r>
+        <w:t xml:space="preserve"> has</w:t>
+      </w:r>
+      <w:r>
+        <w:t xml:space="preserve"> </w:t>
+      </w:r>
+      <w:r>
+        <w:rPr>
+          <w:b/>
+          <w:bCs/>
+        </w:rPr>
+        <w:t>recall</w:t>
+      </w:r>
+      <w:r>
+        <w:rPr>
+          <w:b/>
+          <w:bCs/>
+        </w:rPr>
+        <w:t xml:space="preserve">ed </w:t>
+      </w:r>
+      <w:r>
+        <w:rPr>
+          <w:b/>
+          <w:bCs/>
+        </w:rPr>
+        <w:t>the entire loan amount</w:t>
+      </w:r>
+      <w:r>
+        <w:t xml:space="preserve"> outstanding along with applicable interest, penal charges, and other dues with immediate effect. You are hereby called upon to pay the entire outstanding amount within </w:t>
+      </w:r>
+      <w:r>
+        <w:rPr>
+          <w:b/>
+          <w:bCs/>
+        </w:rPr>
+        <w:t>15</w:t>
+      </w:r>
+      <w:r>
+        <w:rPr>
+          <w:b/>
+          <w:bCs/>
+        </w:rPr>
+        <w:t xml:space="preserve"> days</w:t>
+      </w:r>
+      <w:r>
+        <w:t xml:space="preserve"> from the receipt of this notice.</w:t>
+      </w:r>
+    </w:p>
+    <w:p>
+      <w:pPr>
+        <w:spacing w:line="240" w:lineRule="auto"/>
+        <w:jc w:val="both"/>
+      </w:pPr>
+      <w:r>
+        <w:t xml:space="preserve">Kindly note that failure to comply with this </w:t>
+      </w:r>
+      <w:r>
+        <w:t xml:space="preserve">notice </w:t>
+      </w:r>
+      <w:r>
+        <w:t xml:space="preserve">will compel our client to initiate appropriate legal and recovery proceedings against </w:t>
+      </w:r>
+      <w:r>
+        <w:t>you</w:t>
+      </w:r>
+      <w:r>
+        <w:t>, Co-applicant, and Guarantor, including but not limited to enforcement of security, without any further notice and entirely at your risk, cost, and consequences.</w:t>
+      </w:r>
+    </w:p>
+    <w:p>
+      <w:pPr>
+        <w:spacing w:line="240" w:lineRule="auto"/>
+      </w:pPr>
+      <w:r>
+        <w:rPr>
+          <w:sz w:val="24"/>
+          <w:szCs w:val="24"/>
+        </w:rPr>
+        <w:t>Please treat this matter with utmost urgency, and we anticipate your immediate cooperation in settling the overdue payments.</w:t>
+      </w:r>
+    </w:p>
+    <w:p>
+      <w:pPr>
+        <w:spacing w:line="240" w:lineRule="auto"/>
+        <w:rPr>
+          <w:sz w:val="24"/>
+          <w:szCs w:val="24"/>
+        </w:rPr>
+      </w:pPr>
+      <w:r>
+        <w:rPr>
+          <w:sz w:val="24"/>
+          <w:szCs w:val="24"/>
+          <w:lang w:val="en-US"/>
+        </w:rPr>
+        <w:t xml:space="preserve">You are also liable to pay </w:t>
+      </w:r>
+      <w:r>
+        <w:rPr>
+          <w:b/>
+          <w:bCs/>
+          <w:sz w:val="24"/>
+          <w:szCs w:val="24"/>
+          <w:lang w:val="en-US"/>
+        </w:rPr>
+        <w:t>Rs.5000/-</w:t>
+      </w:r>
+      <w:r>
+        <w:rPr>
+          <w:sz w:val="24"/>
+          <w:szCs w:val="24"/>
+          <w:lang w:val="en-US"/>
+        </w:rPr>
+        <w:t xml:space="preserve"> towards the charges of this legal notice.</w:t>
+      </w:r>
+    </w:p>
+    <w:p>
+      <w:pPr>
+        <w:spacing w:line="240" w:lineRule="auto"/>
+        <w:rPr>
+          <w:sz w:val="24"/>
+          <w:szCs w:val="24"/>
+        </w:rPr>
+      </w:pPr>
+    </w:p>
+    <w:p>
+      <w:pPr>
+        <w:spacing w:line="240" w:lineRule="auto"/>
+        <w:rPr>
+          <w:sz w:val="24"/>
+          <w:szCs w:val="24"/>
+        </w:rPr>
+      </w:pPr>
+      <w:r>
+        <w:rPr>
+          <w:sz w:val="24"/>
+          <w:szCs w:val="24"/>
+        </w:rPr>
+        <w:t>Sincerely,</w:t>
+      </w:r>
+    </w:p>
+    <w:p>
+      <w:pPr>
+        <w:spacing w:line="240" w:lineRule="auto"/>
+        <w:rPr>
+          <w:b/>
+          <w:bCs/>
+          <w:sz w:val="24"/>
+          <w:szCs w:val="24"/>
+        </w:rPr>
+      </w:pPr>
+      <w:r>
+        <w:rPr>
+          <w:b/>
+          <w:bCs/>
+          <w:sz w:val="24"/>
+          <w:szCs w:val="24"/>
+        </w:rPr>
+        <w:t>Rathod Rahul Naik</w:t>
+      </w:r>
+    </w:p>
+    <w:p>
+      <w:pPr>
+        <w:spacing w:line="240" w:lineRule="auto"/>
+        <w:rPr>
+          <w:b/>
+          <w:bCs/>
+          <w:sz w:val="24"/>
+          <w:szCs w:val="24"/>
+        </w:rPr>
+      </w:pPr>
+      <w:r>
+        <w:rPr>
+          <w:rFonts w:eastAsia="Arial" w:cstheme="minorHAnsi"/>
+          <w:b/>
+          <w:sz w:val="24"/>
+          <w:szCs w:val="24"/>
+        </w:rPr>
+        <w:t>ADVOCATE – High Court of T. S</w:t>
+      </w:r>
+      <w:r>
+        <w:rPr>
+          <w:rFonts w:cstheme="minorHAnsi"/>
+          <w:b/>
+          <w:sz w:val="24"/>
+          <w:szCs w:val="24"/>
+        </w:rPr>
+        <w:t xml:space="preserve"> </w:t>
+      </w:r>
+    </w:p>
+    <w:p>
+      <w:pPr>
+        <w:spacing w:line="240" w:lineRule="auto"/>
+      </w:pPr>
+    </w:p>
     <w:p/>
-    <w:p>
-      <w:pPr>
-        <w:jc w:val="right"/>
-        <w:rPr>
-          <w:b/>
-          <w:bCs/>
-        </w:rPr>
-      </w:pPr>
-      <w:r>
-        <w:rPr>
-          <w:b/>
-          <w:bCs/>
-        </w:rPr>
-        <w:t xml:space="preserve">Date: </w:t>
-      </w:r>
-      <w:r>
-        <w:rPr>
-          <w:b/>
-          <w:bCs/>
-        </w:rPr>
-        <w:t>{</w:t>
-      </w:r>
-      <w:r>
-        <w:rPr>
-          <w:b/>
-          <w:bCs/>
-        </w:rPr>
-        <w:t>{notice_date}</w:t>
-      </w:r>
-      <w:r>
-        <w:rPr>
-          <w:b/>
-          <w:bCs/>
-        </w:rPr>
-        <w:t>}</w:t>
-      </w:r>
-    </w:p>
-    <w:p>
-      <w:pPr>
-        <w:rPr>
-          <w:b/>
-          <w:bCs/>
-          <w:sz w:val="24"/>
-          <w:szCs w:val="24"/>
-        </w:rPr>
-      </w:pPr>
-      <w:r>
-        <w:rPr>
-          <w:b/>
-          <w:bCs/>
-          <w:sz w:val="24"/>
-          <w:szCs w:val="24"/>
-        </w:rPr>
-        <w:t xml:space="preserve">To,  </w:t>
-      </w:r>
-    </w:p>
-    <w:p>
-      <w:r>
-        <w:rPr>
-          <w:b/>
-          <w:bCs/>
-        </w:rPr>
-        <w:t xml:space="preserve">Mr. </w:t>
-      </w:r>
-      <w:r>
-        <w:rPr>
-          <w:b/>
-          <w:bCs/>
-        </w:rPr>
-        <w:t>{{borrower_name}}</w:t>
-      </w:r>
-      <w:r>
-        <w:rPr>
-          <w:b/>
-          <w:bCs/>
-        </w:rPr>
-        <w:t xml:space="preserve"> S</w:t>
-      </w:r>
-      <w:r>
-        <w:rPr>
-          <w:b/>
-          <w:bCs/>
-        </w:rPr>
-        <w:t>,</w:t>
-      </w:r>
-      <w:r>
-        <w:rPr>
-          <w:b/>
-          <w:bCs/>
-        </w:rPr>
-        <w:t xml:space="preserve"> C/O </w:t>
-      </w:r>
-      <w:r>
-        <w:rPr>
-          <w:b/>
-          <w:bCs/>
-        </w:rPr>
-        <w:t>{{borrower_father}}</w:t>
-      </w:r>
-    </w:p>
-    <w:p>
-      <w:pPr>
-        <w:rPr>
-          <w:b/>
-          <w:bCs/>
-        </w:rPr>
-      </w:pPr>
-      <w:r>
-        <w:rPr>
-          <w:b/>
-          <w:bCs/>
-        </w:rPr>
-        <w:t>H.No:-</w:t>
-      </w:r>
-      <w:r>
-        <w:rPr>
-          <w:b/>
-          <w:bCs/>
-        </w:rPr>
-        <w:t>{{borrower_address}}</w:t>
-      </w:r>
-    </w:p>
-    <w:p>
-      <w:pPr>
-        <w:rPr>
-          <w:b/>
-          <w:bCs/>
-        </w:rPr>
-      </w:pPr>
-      <w:r>
-        <w:rPr>
-          <w:b/>
-          <w:bCs/>
-        </w:rPr>
-        <w:t>Ph. No:-</w:t>
-      </w:r>
-      <w:r>
-        <w:rPr>
-          <w:b/>
-          <w:bCs/>
-        </w:rPr>
-        <w:t>{{</w:t>
-      </w:r>
-      <w:r>
-        <w:rPr>
-          <w:b/>
-          <w:bCs/>
-        </w:rPr>
-        <w:t>borrower_mobile</w:t>
-      </w:r>
-      <w:r>
-        <w:rPr>
-          <w:b/>
-          <w:bCs/>
-        </w:rPr>
-        <w:t>}}</w:t>
-      </w:r>
-    </w:p>
-    <w:p>
-      <w:pPr>
-        <w:jc w:val="center"/>
-        <w:rPr>
-          <w:sz w:val="24"/>
-          <w:szCs w:val="24"/>
-        </w:rPr>
-      </w:pPr>
-      <w:r>
-        <w:rPr>
-          <w:sz w:val="24"/>
-          <w:szCs w:val="24"/>
-        </w:rPr>
-        <w:t xml:space="preserve">Subject: </w:t>
-      </w:r>
-      <w:r>
-        <w:rPr>
-          <w:b/>
-          <w:bCs/>
-          <w:sz w:val="24"/>
-          <w:szCs w:val="24"/>
-        </w:rPr>
-        <w:t>Loan Recall Notice</w:t>
-      </w:r>
-    </w:p>
-    <w:p>
-      <w:r>
-        <w:t xml:space="preserve">Dear </w:t>
-      </w:r>
-      <w:r>
-        <w:rPr>
-          <w:b/>
-          <w:bCs/>
-        </w:rPr>
-        <w:t>{{borrower_name}}</w:t>
-      </w:r>
-      <w:r>
-        <w:rPr>
-          <w:b/>
-          <w:bCs/>
-        </w:rPr>
-        <w:t xml:space="preserve"> </w:t>
-      </w:r>
-      <w:r>
-        <w:rPr>
-          <w:b/>
-          <w:bCs/>
-        </w:rPr>
-        <w:t>S</w:t>
-      </w:r>
-      <w:r>
-        <w:rPr>
-          <w:b/>
-          <w:bCs/>
-        </w:rPr>
-        <w:t>,</w:t>
-      </w:r>
-    </w:p>
-    <w:p>
-      <w:pPr>
-        <w:rPr>
-          <w:sz w:val="24"/>
-          <w:szCs w:val="24"/>
-        </w:rPr>
-      </w:pPr>
-      <w:r>
-        <w:rPr>
-          <w:sz w:val="24"/>
-          <w:szCs w:val="24"/>
-        </w:rPr>
-        <w:t>Under instructions from My client</w:t>
-      </w:r>
-      <w:r>
-        <w:rPr>
-          <w:sz w:val="24"/>
-          <w:szCs w:val="24"/>
-        </w:rPr>
-        <w:t xml:space="preserve"> </w:t>
-      </w:r>
-      <w:r>
-        <w:rPr>
-          <w:sz w:val="24"/>
-          <w:szCs w:val="24"/>
-        </w:rPr>
-        <w:t>Padma Sai</w:t>
-      </w:r>
-      <w:r>
-        <w:rPr>
-          <w:sz w:val="24"/>
-          <w:szCs w:val="24"/>
-        </w:rPr>
-        <w:t xml:space="preserve"> </w:t>
-      </w:r>
-      <w:r>
-        <w:rPr>
-          <w:sz w:val="24"/>
-          <w:szCs w:val="24"/>
-        </w:rPr>
-        <w:t xml:space="preserve">Holdings </w:t>
-      </w:r>
-      <w:r>
-        <w:rPr>
-          <w:sz w:val="24"/>
-          <w:szCs w:val="24"/>
-        </w:rPr>
-        <w:t>Private Limited</w:t>
-      </w:r>
-      <w:r>
-        <w:rPr>
-          <w:sz w:val="24"/>
-          <w:szCs w:val="24"/>
-        </w:rPr>
-        <w:t xml:space="preserve"> (</w:t>
-      </w:r>
-      <w:r>
-        <w:rPr>
-          <w:sz w:val="24"/>
-          <w:szCs w:val="24"/>
-        </w:rPr>
-        <w:t>{{code}}</w:t>
-      </w:r>
-      <w:r>
-        <w:rPr>
-          <w:sz w:val="24"/>
-          <w:szCs w:val="24"/>
-        </w:rPr>
-        <w:t xml:space="preserve"> Of {{company_name}}</w:t>
-      </w:r>
-      <w:r>
-        <w:rPr>
-          <w:sz w:val="24"/>
-          <w:szCs w:val="24"/>
-        </w:rPr>
-        <w:t>)</w:t>
-      </w:r>
-      <w:r>
-        <w:rPr>
-          <w:sz w:val="24"/>
-          <w:szCs w:val="24"/>
-        </w:rPr>
-        <w:t xml:space="preserve"> this notice is being issued as under– </w:t>
-      </w:r>
-    </w:p>
-    <w:p>
-      <w:r>
-        <w:t xml:space="preserve">This is to inform you that you have availed a loan from </w:t>
-      </w:r>
-      <w:r>
-        <w:t xml:space="preserve">my client </w:t>
-      </w:r>
-      <w:r>
-        <w:rPr>
-          <w:sz w:val="24"/>
-          <w:szCs w:val="24"/>
-        </w:rPr>
-        <w:t>Padma Sai Holding</w:t>
-      </w:r>
-      <w:r>
-        <w:rPr>
-          <w:sz w:val="24"/>
-          <w:szCs w:val="24"/>
-        </w:rPr>
-        <w:t xml:space="preserve"> Private Limited</w:t>
-      </w:r>
-      <w:r>
-        <w:t xml:space="preserve"> </w:t>
-      </w:r>
-      <w:r>
-        <w:rPr>
-          <w:b/>
-          <w:bCs/>
-        </w:rPr>
-        <w:t>Loan Account No</w:t>
-      </w:r>
-      <w:r>
-        <w:rPr>
-          <w:b/>
-          <w:bCs/>
-        </w:rPr>
-        <w:t xml:space="preserve"> </w:t>
-      </w:r>
-      <w:r>
-        <w:rPr>
-          <w:b/>
-          <w:bCs/>
-        </w:rPr>
-        <w:t>{{loan_account}}</w:t>
-      </w:r>
-      <w:r>
-        <w:rPr>
-          <w:b/>
-          <w:bCs/>
-        </w:rPr>
-        <w:t xml:space="preserve"> </w:t>
-      </w:r>
-      <w:r>
-        <w:t xml:space="preserve">&amp; </w:t>
-      </w:r>
-      <w:r>
-        <w:rPr>
-          <w:b/>
-          <w:bCs/>
-        </w:rPr>
-        <w:t xml:space="preserve">Vehicle No </w:t>
-      </w:r>
-      <w:r>
-        <w:rPr>
-          <w:b/>
-          <w:bCs/>
-        </w:rPr>
-        <w:t>{{vehicle_no}}</w:t>
-      </w:r>
-      <w:r>
-        <w:rPr>
-          <w:b/>
-          <w:bCs/>
-        </w:rPr>
-        <w:t xml:space="preserve"> </w:t>
-      </w:r>
-      <w:r>
-        <w:t>under</w:t>
-      </w:r>
-      <w:r>
-        <w:t xml:space="preserve"> the terms and conditions of the Loan Agreement executed between </w:t>
-      </w:r>
-      <w:r>
-        <w:t>our client and you.</w:t>
-      </w:r>
-    </w:p>
-    <w:p>
-      <w:r>
-        <w:t xml:space="preserve">Our client stated that </w:t>
-      </w:r>
-      <w:r>
-        <w:t>the said loan account has become irregular due to your failure to pay the outstanding dues/instalments despite our previous reminders and demands</w:t>
-      </w:r>
-      <w:r>
-        <w:t xml:space="preserve"> by my client.</w:t>
-      </w:r>
-      <w:r>
-        <w:t xml:space="preserve"> As of date, the total outstanding amount in your loan account is </w:t>
-      </w:r>
-      <w:r>
-        <w:rPr>
-          <w:b/>
-          <w:bCs/>
-        </w:rPr>
-        <w:t xml:space="preserve">Rs. </w:t>
-      </w:r>
-      <w:r>
-        <w:rPr>
-          <w:b/>
-          <w:bCs/>
-        </w:rPr>
-        <w:t>{{dues}}</w:t>
-      </w:r>
-      <w:r>
-        <w:rPr>
-          <w:b/>
-          <w:bCs/>
-        </w:rPr>
-        <w:t>/-</w:t>
-      </w:r>
-      <w:r>
-        <w:rPr>
-          <w:b/>
-          <w:bCs/>
-        </w:rPr>
-        <w:t xml:space="preserve"> </w:t>
-      </w:r>
-      <w:r>
-        <w:rPr>
-          <w:b/>
-          <w:bCs/>
-        </w:rPr>
-        <w:t>(</w:t>
-      </w:r>
-      <w:r>
-        <w:rPr>
-          <w:b/>
-          <w:bCs/>
-        </w:rPr>
-        <w:t>{</w:t>
-      </w:r>
-      <w:r>
-        <w:rPr>
-          <w:b/>
-          <w:bCs/>
-        </w:rPr>
-        <w:t>{dues_2}</w:t>
-      </w:r>
-      <w:r>
-        <w:rPr>
-          <w:b/>
-          <w:bCs/>
-        </w:rPr>
-        <w:t>}</w:t>
-      </w:r>
-      <w:r>
-        <w:rPr>
-          <w:b/>
-          <w:bCs/>
-        </w:rPr>
-        <w:t xml:space="preserve">) </w:t>
-      </w:r>
-      <w:r>
-        <w:t xml:space="preserve">inclusive of principal, interest, and other charges up to </w:t>
-      </w:r>
-      <w:r>
-        <w:rPr>
-          <w:b/>
-          <w:bCs/>
-        </w:rPr>
-        <w:t>{{notice_date}}</w:t>
-      </w:r>
-      <w:r>
-        <w:rPr>
-          <w:b/>
-          <w:bCs/>
-        </w:rPr>
-        <w:t>, (Please note that amount given is only valid till the date mentioned)</w:t>
-      </w:r>
-    </w:p>
-    <w:p>
-      <w:r>
-        <w:t xml:space="preserve">In view of the continuing default and violation of the terms of the loan agreement, </w:t>
-      </w:r>
-      <w:r>
-        <w:t xml:space="preserve">our client </w:t>
-      </w:r>
-      <w:r>
-        <w:rPr>
-          <w:b/>
-          <w:bCs/>
-        </w:rPr>
-        <w:t>recall</w:t>
-      </w:r>
-      <w:r>
-        <w:rPr>
-          <w:b/>
-          <w:bCs/>
-        </w:rPr>
-        <w:t xml:space="preserve">ed </w:t>
-      </w:r>
-      <w:r>
-        <w:rPr>
-          <w:b/>
-          <w:bCs/>
-        </w:rPr>
-        <w:t>the entire loan amount</w:t>
-      </w:r>
-      <w:r>
-        <w:t xml:space="preserve"> outstanding along with applicable interest, penal charges, and other dues with immediate effect. You are hereby called upon to pay the entire outstanding amount within </w:t>
-      </w:r>
-      <w:r>
-        <w:rPr>
-          <w:b/>
-          <w:bCs/>
-        </w:rPr>
-        <w:t>15</w:t>
-      </w:r>
-      <w:r>
-        <w:rPr>
-          <w:b/>
-          <w:bCs/>
-        </w:rPr>
-        <w:t xml:space="preserve"> days</w:t>
-      </w:r>
-      <w:r>
-        <w:t xml:space="preserve"> from the receipt of this notice.</w:t>
-      </w:r>
-    </w:p>
-    <w:p>
-      <w:pPr>
-        <w:jc w:val="both"/>
-      </w:pPr>
-      <w:r>
-        <w:t xml:space="preserve">Kindly note that failure to comply with this demand will compel our client to initiate appropriate legal and recovery proceedings against </w:t>
-      </w:r>
-      <w:r>
-        <w:t xml:space="preserve"> you</w:t>
-      </w:r>
-      <w:r>
-        <w:t>, Co-applicant, and Guarantor, including but not limited to enforcement of security, without any further notice and entirely at your risk, cost, and consequences.</w:t>
-      </w:r>
-    </w:p>
-    <w:p>
-      <w:r>
-        <w:rPr>
-          <w:sz w:val="24"/>
-          <w:szCs w:val="24"/>
-        </w:rPr>
-        <w:t>Please treat this matter with the utmost urgency, and we anticipate your immediate cooperation in settling the overdue payments.</w:t>
-      </w:r>
-    </w:p>
-    <w:p>
-      <w:pPr>
-        <w:rPr>
-          <w:sz w:val="24"/>
-          <w:szCs w:val="24"/>
-        </w:rPr>
-      </w:pPr>
-      <w:r>
-        <w:rPr>
-          <w:sz w:val="24"/>
-          <w:szCs w:val="24"/>
-          <w:lang w:val="en-US"/>
-        </w:rPr>
-        <w:t xml:space="preserve">You are also liable to pay </w:t>
-      </w:r>
-      <w:r>
-        <w:rPr>
-          <w:b/>
-          <w:bCs/>
-          <w:sz w:val="24"/>
-          <w:szCs w:val="24"/>
-          <w:lang w:val="en-US"/>
-        </w:rPr>
-        <w:t>Rs.5000/-</w:t>
-      </w:r>
-      <w:r>
-        <w:rPr>
-          <w:sz w:val="24"/>
-          <w:szCs w:val="24"/>
-          <w:lang w:val="en-US"/>
-        </w:rPr>
-        <w:t xml:space="preserve"> towards the charges of this legal notice.</w:t>
-      </w:r>
-    </w:p>
-    <w:p>
-      <w:pPr>
-        <w:rPr>
-          <w:sz w:val="24"/>
-          <w:szCs w:val="24"/>
-        </w:rPr>
-      </w:pPr>
-    </w:p>
-    <w:p>
-      <w:pPr>
-        <w:rPr>
-          <w:sz w:val="24"/>
-          <w:szCs w:val="24"/>
-        </w:rPr>
-      </w:pPr>
-      <w:r>
-        <w:rPr>
-          <w:sz w:val="24"/>
-          <w:szCs w:val="24"/>
-        </w:rPr>
-        <w:t>Sincerely,</w:t>
-      </w:r>
-    </w:p>
-    <w:p>
-      <w:pPr>
-        <w:rPr>
-          <w:b/>
-          <w:bCs/>
-          <w:sz w:val="24"/>
-          <w:szCs w:val="24"/>
-        </w:rPr>
-      </w:pPr>
-      <w:r>
-        <w:rPr>
-          <w:b/>
-          <w:bCs/>
-          <w:sz w:val="24"/>
-          <w:szCs w:val="24"/>
-        </w:rPr>
-        <w:t>Rathod Rahul Naik</w:t>
-      </w:r>
-    </w:p>
-    <w:p>
-      <w:pPr>
-        <w:rPr>
-          <w:b/>
-          <w:bCs/>
-          <w:sz w:val="24"/>
-          <w:szCs w:val="24"/>
-        </w:rPr>
-      </w:pPr>
-      <w:r>
-        <w:rPr>
-          <w:rFonts w:eastAsia="Arial" w:cstheme="minorHAnsi"/>
-          <w:b/>
-          <w:sz w:val="24"/>
-          <w:szCs w:val="24"/>
-        </w:rPr>
-        <w:t>ADVOCATE – High Court of T. S</w:t>
-      </w:r>
-      <w:r>
-        <w:rPr>
-          <w:rFonts w:cstheme="minorHAnsi"/>
-          <w:b/>
-          <w:sz w:val="24"/>
-          <w:szCs w:val="24"/>
-        </w:rPr>
-        <w:t xml:space="preserve"> </w:t>
-      </w:r>
-    </w:p>
+    <w:p/>
     <w:p/>
     <w:sectPr>
-      <w:headerReference w:type="default" r:id="rId7"/>
+      <w:headerReference w:type="even" r:id="rId7"/>
+      <w:headerReference w:type="default" r:id="rId8"/>
+      <w:footerReference w:type="even" r:id="rId9"/>
+      <w:footerReference w:type="default" r:id="rId10"/>
+      <w:headerReference w:type="first" r:id="rId11"/>
+      <w:footerReference w:type="first" r:id="rId12"/>
       <w:pgSz w:w="12240" w:h="20160" w:code="5"/>
-      <w:pgMar w:top="1440" w:right="1440" w:bottom="1440" w:left="1440" w:header="1134" w:footer="708" w:gutter="0"/>
+      <w:pgMar w:top="720" w:right="720" w:bottom="720" w:left="720" w:header="1134" w:footer="0" w:gutter="0"/>
       <w:cols w:space="708"/>
       <w:docGrid w:linePitch="360"/>
     </w:sectPr>
@@ -1098,6 +1234,36 @@
     </w:p>
   </w:endnote>
 </w:endnotes>
+</file>
+
+<file path=word/footer1.xml><?xml version="1.0" encoding="utf-8"?>
+<w:ftr xmlns:wpc="http://schemas.microsoft.com/office/word/2010/wordprocessingCanvas" xmlns:cx="http://schemas.microsoft.com/office/drawing/2014/chartex" xmlns:cx1="http://schemas.microsoft.com/office/drawing/2015/9/8/chartex" xmlns:cx2="http://schemas.microsoft.com/office/drawing/2015/10/21/chartex" xmlns:cx3="http://schemas.microsoft.com/office/drawing/2016/5/9/chartex" xmlns:cx4="http://schemas.microsoft.com/office/drawing/2016/5/10/chartex" xmlns:cx5="http://schemas.microsoft.com/office/drawing/2016/5/11/chartex" xmlns:cx6="http://schemas.microsoft.com/office/drawing/2016/5/12/chartex" xmlns:cx7="http://schemas.microsoft.com/office/drawing/2016/5/13/chartex" xmlns:cx8="http://schemas.microsoft.com/office/drawing/2016/5/14/chartex" xmlns:mc="http://schemas.openxmlformats.org/markup-compatibility/2006" xmlns:aink="http://schemas.microsoft.com/office/drawing/2016/ink" xmlns:am3d="http://schemas.microsoft.com/office/drawing/2017/model3d" xmlns:o="urn:schemas-microsoft-com:office:office" xmlns:oel="http://schemas.microsoft.com/office/2019/extlst" xmlns:r="http://schemas.openxmlformats.org/officeDocument/2006/relationships" xmlns:m="http://schemas.openxmlformats.org/officeDocument/2006/math" xmlns:v="urn:schemas-microsoft-com:vml" xmlns:wp14="http://schemas.microsoft.com/office/word/2010/wordprocessingDrawing" xmlns:wp="http://schemas.openxmlformats.org/drawingml/2006/wordprocessingDrawing" xmlns:w10="urn:schemas-microsoft-com:office:word" xmlns:w="http://schemas.openxmlformats.org/wordprocessingml/2006/main" xmlns:w14="http://schemas.microsoft.com/office/word/2010/wordml" xmlns:w15="http://schemas.microsoft.com/office/word/2012/wordml" xmlns:w16cex="http://schemas.microsoft.com/office/word/2018/wordml/cex" xmlns:w16cid="http://schemas.microsoft.com/office/word/2016/wordml/cid" xmlns:w16="http://schemas.microsoft.com/office/word/2018/wordml" xmlns:w16du="http://schemas.microsoft.com/office/word/2023/wordml/word16du" xmlns:w16sdtdh="http://schemas.microsoft.com/office/word/2020/wordml/sdtdatahash" xmlns:w16sdtfl="http://schemas.microsoft.com/office/word/2024/wordml/sdtformatlock" xmlns:w16se="http://schemas.microsoft.com/office/word/2015/wordml/symex" xmlns:wpg="http://schemas.microsoft.com/office/word/2010/wordprocessingGroup" xmlns:wpi="http://schemas.microsoft.com/office/word/2010/wordprocessingInk" xmlns:wne="http://schemas.microsoft.com/office/word/2006/wordml" xmlns:wps="http://schemas.microsoft.com/office/word/2010/wordprocessingShape" mc:Ignorable="w14 w15 w16se w16cid w16 w16cex w16sdtdh w16sdtfl w16du wp14">
+  <w:p>
+    <w:pPr>
+      <w:pStyle w:val="Footer"/>
+    </w:pPr>
+  </w:p>
+</w:ftr>
+</file>
+
+<file path=word/footer2.xml><?xml version="1.0" encoding="utf-8"?>
+<w:ftr xmlns:wpc="http://schemas.microsoft.com/office/word/2010/wordprocessingCanvas" xmlns:cx="http://schemas.microsoft.com/office/drawing/2014/chartex" xmlns:cx1="http://schemas.microsoft.com/office/drawing/2015/9/8/chartex" xmlns:cx2="http://schemas.microsoft.com/office/drawing/2015/10/21/chartex" xmlns:cx3="http://schemas.microsoft.com/office/drawing/2016/5/9/chartex" xmlns:cx4="http://schemas.microsoft.com/office/drawing/2016/5/10/chartex" xmlns:cx5="http://schemas.microsoft.com/office/drawing/2016/5/11/chartex" xmlns:cx6="http://schemas.microsoft.com/office/drawing/2016/5/12/chartex" xmlns:cx7="http://schemas.microsoft.com/office/drawing/2016/5/13/chartex" xmlns:cx8="http://schemas.microsoft.com/office/drawing/2016/5/14/chartex" xmlns:mc="http://schemas.openxmlformats.org/markup-compatibility/2006" xmlns:aink="http://schemas.microsoft.com/office/drawing/2016/ink" xmlns:am3d="http://schemas.microsoft.com/office/drawing/2017/model3d" xmlns:o="urn:schemas-microsoft-com:office:office" xmlns:oel="http://schemas.microsoft.com/office/2019/extlst" xmlns:r="http://schemas.openxmlformats.org/officeDocument/2006/relationships" xmlns:m="http://schemas.openxmlformats.org/officeDocument/2006/math" xmlns:v="urn:schemas-microsoft-com:vml" xmlns:wp14="http://schemas.microsoft.com/office/word/2010/wordprocessingDrawing" xmlns:wp="http://schemas.openxmlformats.org/drawingml/2006/wordprocessingDrawing" xmlns:w10="urn:schemas-microsoft-com:office:word" xmlns:w="http://schemas.openxmlformats.org/wordprocessingml/2006/main" xmlns:w14="http://schemas.microsoft.com/office/word/2010/wordml" xmlns:w15="http://schemas.microsoft.com/office/word/2012/wordml" xmlns:w16cex="http://schemas.microsoft.com/office/word/2018/wordml/cex" xmlns:w16cid="http://schemas.microsoft.com/office/word/2016/wordml/cid" xmlns:w16="http://schemas.microsoft.com/office/word/2018/wordml" xmlns:w16du="http://schemas.microsoft.com/office/word/2023/wordml/word16du" xmlns:w16sdtdh="http://schemas.microsoft.com/office/word/2020/wordml/sdtdatahash" xmlns:w16sdtfl="http://schemas.microsoft.com/office/word/2024/wordml/sdtformatlock" xmlns:w16se="http://schemas.microsoft.com/office/word/2015/wordml/symex" xmlns:wpg="http://schemas.microsoft.com/office/word/2010/wordprocessingGroup" xmlns:wpi="http://schemas.microsoft.com/office/word/2010/wordprocessingInk" xmlns:wne="http://schemas.microsoft.com/office/word/2006/wordml" xmlns:wps="http://schemas.microsoft.com/office/word/2010/wordprocessingShape" mc:Ignorable="w14 w15 w16se w16cid w16 w16cex w16sdtdh w16sdtfl w16du wp14">
+  <w:p>
+    <w:pPr>
+      <w:pStyle w:val="Footer"/>
+    </w:pPr>
+  </w:p>
+</w:ftr>
+</file>
+
+<file path=word/footer3.xml><?xml version="1.0" encoding="utf-8"?>
+<w:ftr xmlns:wpc="http://schemas.microsoft.com/office/word/2010/wordprocessingCanvas" xmlns:cx="http://schemas.microsoft.com/office/drawing/2014/chartex" xmlns:cx1="http://schemas.microsoft.com/office/drawing/2015/9/8/chartex" xmlns:cx2="http://schemas.microsoft.com/office/drawing/2015/10/21/chartex" xmlns:cx3="http://schemas.microsoft.com/office/drawing/2016/5/9/chartex" xmlns:cx4="http://schemas.microsoft.com/office/drawing/2016/5/10/chartex" xmlns:cx5="http://schemas.microsoft.com/office/drawing/2016/5/11/chartex" xmlns:cx6="http://schemas.microsoft.com/office/drawing/2016/5/12/chartex" xmlns:cx7="http://schemas.microsoft.com/office/drawing/2016/5/13/chartex" xmlns:cx8="http://schemas.microsoft.com/office/drawing/2016/5/14/chartex" xmlns:mc="http://schemas.openxmlformats.org/markup-compatibility/2006" xmlns:aink="http://schemas.microsoft.com/office/drawing/2016/ink" xmlns:am3d="http://schemas.microsoft.com/office/drawing/2017/model3d" xmlns:o="urn:schemas-microsoft-com:office:office" xmlns:oel="http://schemas.microsoft.com/office/2019/extlst" xmlns:r="http://schemas.openxmlformats.org/officeDocument/2006/relationships" xmlns:m="http://schemas.openxmlformats.org/officeDocument/2006/math" xmlns:v="urn:schemas-microsoft-com:vml" xmlns:wp14="http://schemas.microsoft.com/office/word/2010/wordprocessingDrawing" xmlns:wp="http://schemas.openxmlformats.org/drawingml/2006/wordprocessingDrawing" xmlns:w10="urn:schemas-microsoft-com:office:word" xmlns:w="http://schemas.openxmlformats.org/wordprocessingml/2006/main" xmlns:w14="http://schemas.microsoft.com/office/word/2010/wordml" xmlns:w15="http://schemas.microsoft.com/office/word/2012/wordml" xmlns:w16cex="http://schemas.microsoft.com/office/word/2018/wordml/cex" xmlns:w16cid="http://schemas.microsoft.com/office/word/2016/wordml/cid" xmlns:w16="http://schemas.microsoft.com/office/word/2018/wordml" xmlns:w16du="http://schemas.microsoft.com/office/word/2023/wordml/word16du" xmlns:w16sdtdh="http://schemas.microsoft.com/office/word/2020/wordml/sdtdatahash" xmlns:w16sdtfl="http://schemas.microsoft.com/office/word/2024/wordml/sdtformatlock" xmlns:w16se="http://schemas.microsoft.com/office/word/2015/wordml/symex" xmlns:wpg="http://schemas.microsoft.com/office/word/2010/wordprocessingGroup" xmlns:wpi="http://schemas.microsoft.com/office/word/2010/wordprocessingInk" xmlns:wne="http://schemas.microsoft.com/office/word/2006/wordml" xmlns:wps="http://schemas.microsoft.com/office/word/2010/wordprocessingShape" mc:Ignorable="w14 w15 w16se w16cid w16 w16cex w16sdtdh w16sdtfl w16du wp14">
+  <w:p>
+    <w:pPr>
+      <w:pStyle w:val="Footer"/>
+    </w:pPr>
+  </w:p>
+</w:ftr>
 </file>
 
 <file path=word/footnotes.xml><?xml version="1.0" encoding="utf-8"?>
@@ -1132,6 +1298,11 @@
       <w:pStyle w:val="Header"/>
     </w:pPr>
   </w:p>
+</w:hdr>
+</file>
+
+<file path=word/header2.xml><?xml version="1.0" encoding="utf-8"?>
+<w:hdr xmlns:wpc="http://schemas.microsoft.com/office/word/2010/wordprocessingCanvas" xmlns:cx="http://schemas.microsoft.com/office/drawing/2014/chartex" xmlns:cx1="http://schemas.microsoft.com/office/drawing/2015/9/8/chartex" xmlns:cx2="http://schemas.microsoft.com/office/drawing/2015/10/21/chartex" xmlns:cx3="http://schemas.microsoft.com/office/drawing/2016/5/9/chartex" xmlns:cx4="http://schemas.microsoft.com/office/drawing/2016/5/10/chartex" xmlns:cx5="http://schemas.microsoft.com/office/drawing/2016/5/11/chartex" xmlns:cx6="http://schemas.microsoft.com/office/drawing/2016/5/12/chartex" xmlns:cx7="http://schemas.microsoft.com/office/drawing/2016/5/13/chartex" xmlns:cx8="http://schemas.microsoft.com/office/drawing/2016/5/14/chartex" xmlns:mc="http://schemas.openxmlformats.org/markup-compatibility/2006" xmlns:aink="http://schemas.microsoft.com/office/drawing/2016/ink" xmlns:am3d="http://schemas.microsoft.com/office/drawing/2017/model3d" xmlns:o="urn:schemas-microsoft-com:office:office" xmlns:oel="http://schemas.microsoft.com/office/2019/extlst" xmlns:r="http://schemas.openxmlformats.org/officeDocument/2006/relationships" xmlns:m="http://schemas.openxmlformats.org/officeDocument/2006/math" xmlns:v="urn:schemas-microsoft-com:vml" xmlns:wp14="http://schemas.microsoft.com/office/word/2010/wordprocessingDrawing" xmlns:wp="http://schemas.openxmlformats.org/drawingml/2006/wordprocessingDrawing" xmlns:w10="urn:schemas-microsoft-com:office:word" xmlns:w="http://schemas.openxmlformats.org/wordprocessingml/2006/main" xmlns:w14="http://schemas.microsoft.com/office/word/2010/wordml" xmlns:w15="http://schemas.microsoft.com/office/word/2012/wordml" xmlns:w16cex="http://schemas.microsoft.com/office/word/2018/wordml/cex" xmlns:w16cid="http://schemas.microsoft.com/office/word/2016/wordml/cid" xmlns:w16="http://schemas.microsoft.com/office/word/2018/wordml" xmlns:w16du="http://schemas.microsoft.com/office/word/2023/wordml/word16du" xmlns:w16sdtdh="http://schemas.microsoft.com/office/word/2020/wordml/sdtdatahash" xmlns:w16sdtfl="http://schemas.microsoft.com/office/word/2024/wordml/sdtformatlock" xmlns:w16se="http://schemas.microsoft.com/office/word/2015/wordml/symex" xmlns:wpg="http://schemas.microsoft.com/office/word/2010/wordprocessingGroup" xmlns:wpi="http://schemas.microsoft.com/office/word/2010/wordprocessingInk" xmlns:wne="http://schemas.microsoft.com/office/word/2006/wordml" xmlns:wps="http://schemas.microsoft.com/office/word/2010/wordprocessingShape" mc:Ignorable="w14 w15 w16se w16cid w16 w16cex w16sdtdh w16sdtfl w16du wp14">
   <w:p>
     <w:pPr>
       <w:pStyle w:val="Header"/>
@@ -1141,13 +1312,13 @@
         <w:noProof/>
       </w:rPr>
       <w:drawing>
-        <wp:anchor distT="0" distB="0" distL="114300" distR="114300" simplePos="0" relativeHeight="251658240" behindDoc="1" locked="0" layoutInCell="1" allowOverlap="1" wp14:anchorId="6E30BED3" wp14:editId="1C97BFF3">
+        <wp:anchor distT="0" distB="0" distL="114300" distR="114300" simplePos="0" relativeHeight="251658240" behindDoc="1" locked="0" layoutInCell="1" allowOverlap="1" wp14:anchorId="6E30BED3" wp14:editId="1AEE98E3">
           <wp:simplePos x="0" y="0"/>
           <wp:positionH relativeFrom="margin">
-            <wp:posOffset>2352675</wp:posOffset>
+            <wp:posOffset>2343150</wp:posOffset>
           </wp:positionH>
           <wp:positionV relativeFrom="paragraph">
-            <wp:posOffset>-449580</wp:posOffset>
+            <wp:posOffset>-640715</wp:posOffset>
           </wp:positionV>
           <wp:extent cx="932815" cy="932815"/>
           <wp:effectExtent l="0" t="0" r="635" b="635"/>
@@ -1202,6 +1373,21 @@
         </wp:anchor>
       </w:drawing>
     </w:r>
+  </w:p>
+  <w:p>
+    <w:pPr>
+      <w:pStyle w:val="Header"/>
+    </w:pPr>
+  </w:p>
+</w:hdr>
+</file>
+
+<file path=word/header3.xml><?xml version="1.0" encoding="utf-8"?>
+<w:hdr xmlns:wpc="http://schemas.microsoft.com/office/word/2010/wordprocessingCanvas" xmlns:cx="http://schemas.microsoft.com/office/drawing/2014/chartex" xmlns:cx1="http://schemas.microsoft.com/office/drawing/2015/9/8/chartex" xmlns:cx2="http://schemas.microsoft.com/office/drawing/2015/10/21/chartex" xmlns:cx3="http://schemas.microsoft.com/office/drawing/2016/5/9/chartex" xmlns:cx4="http://schemas.microsoft.com/office/drawing/2016/5/10/chartex" xmlns:cx5="http://schemas.microsoft.com/office/drawing/2016/5/11/chartex" xmlns:cx6="http://schemas.microsoft.com/office/drawing/2016/5/12/chartex" xmlns:cx7="http://schemas.microsoft.com/office/drawing/2016/5/13/chartex" xmlns:cx8="http://schemas.microsoft.com/office/drawing/2016/5/14/chartex" xmlns:mc="http://schemas.openxmlformats.org/markup-compatibility/2006" xmlns:aink="http://schemas.microsoft.com/office/drawing/2016/ink" xmlns:am3d="http://schemas.microsoft.com/office/drawing/2017/model3d" xmlns:o="urn:schemas-microsoft-com:office:office" xmlns:oel="http://schemas.microsoft.com/office/2019/extlst" xmlns:r="http://schemas.openxmlformats.org/officeDocument/2006/relationships" xmlns:m="http://schemas.openxmlformats.org/officeDocument/2006/math" xmlns:v="urn:schemas-microsoft-com:vml" xmlns:wp14="http://schemas.microsoft.com/office/word/2010/wordprocessingDrawing" xmlns:wp="http://schemas.openxmlformats.org/drawingml/2006/wordprocessingDrawing" xmlns:w10="urn:schemas-microsoft-com:office:word" xmlns:w="http://schemas.openxmlformats.org/wordprocessingml/2006/main" xmlns:w14="http://schemas.microsoft.com/office/word/2010/wordml" xmlns:w15="http://schemas.microsoft.com/office/word/2012/wordml" xmlns:w16cex="http://schemas.microsoft.com/office/word/2018/wordml/cex" xmlns:w16cid="http://schemas.microsoft.com/office/word/2016/wordml/cid" xmlns:w16="http://schemas.microsoft.com/office/word/2018/wordml" xmlns:w16du="http://schemas.microsoft.com/office/word/2023/wordml/word16du" xmlns:w16sdtdh="http://schemas.microsoft.com/office/word/2020/wordml/sdtdatahash" xmlns:w16sdtfl="http://schemas.microsoft.com/office/word/2024/wordml/sdtformatlock" xmlns:w16se="http://schemas.microsoft.com/office/word/2015/wordml/symex" xmlns:wpg="http://schemas.microsoft.com/office/word/2010/wordprocessingGroup" xmlns:wpi="http://schemas.microsoft.com/office/word/2010/wordprocessingInk" xmlns:wne="http://schemas.microsoft.com/office/word/2006/wordml" xmlns:wps="http://schemas.microsoft.com/office/word/2010/wordprocessingShape" mc:Ignorable="w14 w15 w16se w16cid w16 w16cex w16sdtdh w16sdtfl w16du wp14">
+  <w:p>
+    <w:pPr>
+      <w:pStyle w:val="Header"/>
+    </w:pPr>
   </w:p>
 </w:hdr>
 </file>
